--- a/KHBD_Tin_học/Lớp_3/Tuần_08/KHBD_Tin_hoc_Lớp_3_Tiet07_Bai_4_Lam_viec_voi_may_tinh_Tiet_1.docx
+++ b/KHBD_Tin_học/Lớp_3/Tuần_08/KHBD_Tin_hoc_Lớp_3_Tiet07_Bai_4_Lam_viec_voi_may_tinh_Tiet_1.docx
@@ -35,10 +35,15 @@
               <w:spacing w:line="360" w:lineRule="auto" w:after="40"/>
               <w:jc w:val="left"/>
             </w:pPr>
-            <w:r/>
-            <w:r>
-              <w:rPr>
-                <w:rFonts w:ascii="Times New Roman" w:hAnsi="Times New Roman" w:eastAsia="Times New Roman"/>
+            <w:r>
+              <w:rPr>
+                <w:rFonts w:ascii="Times New Roman" w:hAnsi="Times New Roman" w:cs="Times New Roman"/>
+                <w:sz w:val="26"/>
+              </w:rPr>
+            </w:r>
+            <w:r>
+              <w:rPr>
+                <w:rFonts w:ascii="Times New Roman" w:hAnsi="Times New Roman" w:eastAsia="Times New Roman" w:cs="Times New Roman"/>
                 <w:b/>
                 <w:i w:val="0"/>
                 <w:sz w:val="26"/>
@@ -62,10 +67,15 @@
               <w:spacing w:line="360" w:lineRule="auto" w:after="40"/>
               <w:jc w:val="left"/>
             </w:pPr>
-            <w:r/>
-            <w:r>
-              <w:rPr>
-                <w:rFonts w:ascii="Times New Roman" w:hAnsi="Times New Roman" w:eastAsia="Times New Roman"/>
+            <w:r>
+              <w:rPr>
+                <w:rFonts w:ascii="Times New Roman" w:hAnsi="Times New Roman" w:cs="Times New Roman"/>
+                <w:sz w:val="26"/>
+              </w:rPr>
+            </w:r>
+            <w:r>
+              <w:rPr>
+                <w:rFonts w:ascii="Times New Roman" w:hAnsi="Times New Roman" w:eastAsia="Times New Roman" w:cs="Times New Roman"/>
                 <w:b w:val="0"/>
                 <w:i w:val="0"/>
                 <w:sz w:val="26"/>
@@ -91,10 +101,15 @@
               <w:spacing w:line="360" w:lineRule="auto" w:after="40"/>
               <w:jc w:val="left"/>
             </w:pPr>
-            <w:r/>
-            <w:r>
-              <w:rPr>
-                <w:rFonts w:ascii="Times New Roman" w:hAnsi="Times New Roman" w:eastAsia="Times New Roman"/>
+            <w:r>
+              <w:rPr>
+                <w:rFonts w:ascii="Times New Roman" w:hAnsi="Times New Roman" w:cs="Times New Roman"/>
+                <w:sz w:val="26"/>
+              </w:rPr>
+            </w:r>
+            <w:r>
+              <w:rPr>
+                <w:rFonts w:ascii="Times New Roman" w:hAnsi="Times New Roman" w:eastAsia="Times New Roman" w:cs="Times New Roman"/>
                 <w:b w:val="0"/>
                 <w:i w:val="0"/>
                 <w:sz w:val="26"/>
@@ -118,10 +133,15 @@
               <w:spacing w:line="360" w:lineRule="auto" w:after="40"/>
               <w:jc w:val="left"/>
             </w:pPr>
-            <w:r/>
-            <w:r>
-              <w:rPr>
-                <w:rFonts w:ascii="Times New Roman" w:hAnsi="Times New Roman" w:eastAsia="Times New Roman"/>
+            <w:r>
+              <w:rPr>
+                <w:rFonts w:ascii="Times New Roman" w:hAnsi="Times New Roman" w:cs="Times New Roman"/>
+                <w:sz w:val="26"/>
+              </w:rPr>
+            </w:r>
+            <w:r>
+              <w:rPr>
+                <w:rFonts w:ascii="Times New Roman" w:hAnsi="Times New Roman" w:eastAsia="Times New Roman" w:cs="Times New Roman"/>
                 <w:b w:val="0"/>
                 <w:i w:val="0"/>
                 <w:sz w:val="26"/>
@@ -136,7 +156,7 @@
             </w:pPr>
             <w:r>
               <w:rPr>
-                <w:rFonts w:ascii="Times New Roman" w:hAnsi="Times New Roman" w:eastAsia="Times New Roman"/>
+                <w:rFonts w:ascii="Times New Roman" w:hAnsi="Times New Roman" w:eastAsia="Times New Roman" w:cs="Times New Roman"/>
                 <w:b w:val="0"/>
                 <w:i w:val="0"/>
                 <w:sz w:val="26"/>
@@ -151,7 +171,7 @@
             </w:pPr>
             <w:r>
               <w:rPr>
-                <w:rFonts w:ascii="Times New Roman" w:hAnsi="Times New Roman" w:eastAsia="Times New Roman"/>
+                <w:rFonts w:ascii="Times New Roman" w:hAnsi="Times New Roman" w:eastAsia="Times New Roman" w:cs="Times New Roman"/>
                 <w:b w:val="0"/>
                 <w:i w:val="0"/>
                 <w:sz w:val="26"/>
@@ -169,10 +189,10 @@
       </w:pPr>
       <w:r>
         <w:rPr>
-          <w:rFonts w:ascii="Times New Roman" w:hAnsi="Times New Roman" w:eastAsia="Times New Roman"/>
+          <w:rFonts w:ascii="Times New Roman" w:hAnsi="Times New Roman" w:eastAsia="Times New Roman" w:cs="Times New Roman"/>
           <w:b/>
           <w:i w:val="0"/>
-          <w:sz w:val="28"/>
+          <w:sz w:val="26"/>
         </w:rPr>
         <w:t>KẾ HOẠCH DẠY HỌC MÔN TIN HỌC</w:t>
       </w:r>
@@ -184,7 +204,7 @@
       </w:pPr>
       <w:r>
         <w:rPr>
-          <w:rFonts w:ascii="Times New Roman" w:hAnsi="Times New Roman" w:eastAsia="Times New Roman"/>
+          <w:rFonts w:ascii="Times New Roman" w:hAnsi="Times New Roman" w:eastAsia="Times New Roman" w:cs="Times New Roman"/>
           <w:b/>
           <w:i w:val="0"/>
           <w:sz w:val="26"/>
@@ -206,7 +226,7 @@
       </w:pPr>
       <w:r>
         <w:rPr>
-          <w:rFonts w:ascii="Times New Roman" w:hAnsi="Times New Roman" w:eastAsia="Times New Roman"/>
+          <w:rFonts w:ascii="Times New Roman" w:hAnsi="Times New Roman" w:eastAsia="Times New Roman" w:cs="Times New Roman"/>
           <w:b/>
           <w:i w:val="0"/>
           <w:sz w:val="26"/>
@@ -222,7 +242,7 @@
       </w:pPr>
       <w:r>
         <w:rPr>
-          <w:rFonts w:ascii="Times New Roman" w:hAnsi="Times New Roman" w:eastAsia="Times New Roman"/>
+          <w:rFonts w:ascii="Times New Roman" w:hAnsi="Times New Roman" w:eastAsia="Times New Roman" w:cs="Times New Roman"/>
           <w:b w:val="0"/>
           <w:i w:val="0"/>
           <w:sz w:val="26"/>
@@ -238,7 +258,7 @@
       </w:pPr>
       <w:r>
         <w:rPr>
-          <w:rFonts w:ascii="Times New Roman" w:hAnsi="Times New Roman" w:eastAsia="Times New Roman"/>
+          <w:rFonts w:ascii="Times New Roman" w:hAnsi="Times New Roman" w:eastAsia="Times New Roman" w:cs="Times New Roman"/>
           <w:b w:val="0"/>
           <w:i w:val="0"/>
           <w:sz w:val="26"/>
@@ -254,7 +274,7 @@
       </w:pPr>
       <w:r>
         <w:rPr>
-          <w:rFonts w:ascii="Times New Roman" w:hAnsi="Times New Roman" w:eastAsia="Times New Roman"/>
+          <w:rFonts w:ascii="Times New Roman" w:hAnsi="Times New Roman" w:eastAsia="Times New Roman" w:cs="Times New Roman"/>
           <w:b w:val="0"/>
           <w:i w:val="0"/>
           <w:sz w:val="26"/>
@@ -270,7 +290,7 @@
       </w:pPr>
       <w:r>
         <w:rPr>
-          <w:rFonts w:ascii="Times New Roman" w:hAnsi="Times New Roman" w:eastAsia="Times New Roman"/>
+          <w:rFonts w:ascii="Times New Roman" w:hAnsi="Times New Roman" w:eastAsia="Times New Roman" w:cs="Times New Roman"/>
           <w:b/>
           <w:i w:val="0"/>
           <w:sz w:val="26"/>
@@ -286,13 +306,21 @@
       </w:pPr>
       <w:r>
         <w:rPr>
-          <w:rFonts w:ascii="Times New Roman" w:hAnsi="Times New Roman" w:eastAsia="Times New Roman"/>
+          <w:rFonts w:ascii="Times New Roman" w:hAnsi="Times New Roman" w:eastAsia="Times New Roman" w:cs="Times New Roman"/>
           <w:b w:val="0"/>
           <w:i w:val="0"/>
           <w:sz w:val="26"/>
         </w:rPr>
         <w:t>- Chăm chỉ: Hăng hái tham gia hoạt động tìm hiểu bài học, kiên trì thực hành theo hướng dẫn. (Đạt được thông qua Hoạt động 2, Hoạt động 3)</w:t>
       </w:r>
+      <w:r>
+        <w:rPr>
+          <w:rFonts w:ascii="Times New Roman" w:hAnsi="Times New Roman" w:cs="Times New Roman"/>
+          <w:i/>
+          <w:sz w:val="26"/>
+        </w:rPr>
+        <w:t xml:space="preserve"> (Trang SGK: 20 - 23 (Kết nối tri thức))</w:t>
+      </w:r>
     </w:p>
     <w:p>
       <w:pPr>
@@ -302,7 +330,7 @@
       </w:pPr>
       <w:r>
         <w:rPr>
-          <w:rFonts w:ascii="Times New Roman" w:hAnsi="Times New Roman" w:eastAsia="Times New Roman"/>
+          <w:rFonts w:ascii="Times New Roman" w:hAnsi="Times New Roman" w:eastAsia="Times New Roman" w:cs="Times New Roman"/>
           <w:b w:val="0"/>
           <w:i w:val="0"/>
           <w:sz w:val="26"/>
@@ -318,7 +346,7 @@
       </w:pPr>
       <w:r>
         <w:rPr>
-          <w:rFonts w:ascii="Times New Roman" w:hAnsi="Times New Roman" w:eastAsia="Times New Roman"/>
+          <w:rFonts w:ascii="Times New Roman" w:hAnsi="Times New Roman" w:eastAsia="Times New Roman" w:cs="Times New Roman"/>
           <w:b w:val="0"/>
           <w:i w:val="0"/>
           <w:sz w:val="26"/>
@@ -334,7 +362,7 @@
       </w:pPr>
       <w:r>
         <w:rPr>
-          <w:rFonts w:ascii="Times New Roman" w:hAnsi="Times New Roman" w:eastAsia="Times New Roman"/>
+          <w:rFonts w:ascii="Times New Roman" w:hAnsi="Times New Roman" w:eastAsia="Times New Roman" w:cs="Times New Roman"/>
           <w:b/>
           <w:i w:val="0"/>
           <w:sz w:val="26"/>
@@ -350,7 +378,7 @@
       </w:pPr>
       <w:r>
         <w:rPr>
-          <w:rFonts w:ascii="Times New Roman" w:hAnsi="Times New Roman" w:eastAsia="Times New Roman"/>
+          <w:rFonts w:ascii="Times New Roman" w:hAnsi="Times New Roman" w:eastAsia="Times New Roman" w:cs="Times New Roman"/>
           <w:b/>
           <w:i w:val="0"/>
           <w:sz w:val="26"/>
@@ -366,7 +394,7 @@
       </w:pPr>
       <w:r>
         <w:rPr>
-          <w:rFonts w:ascii="Times New Roman" w:hAnsi="Times New Roman" w:eastAsia="Times New Roman"/>
+          <w:rFonts w:ascii="Times New Roman" w:hAnsi="Times New Roman" w:eastAsia="Times New Roman" w:cs="Times New Roman"/>
           <w:b w:val="0"/>
           <w:i w:val="0"/>
           <w:sz w:val="26"/>
@@ -382,7 +410,7 @@
       </w:pPr>
       <w:r>
         <w:rPr>
-          <w:rFonts w:ascii="Times New Roman" w:hAnsi="Times New Roman" w:eastAsia="Times New Roman"/>
+          <w:rFonts w:ascii="Times New Roman" w:hAnsi="Times New Roman" w:eastAsia="Times New Roman" w:cs="Times New Roman"/>
           <w:b w:val="0"/>
           <w:i w:val="0"/>
           <w:sz w:val="26"/>
@@ -398,7 +426,7 @@
       </w:pPr>
       <w:r>
         <w:rPr>
-          <w:rFonts w:ascii="Times New Roman" w:hAnsi="Times New Roman" w:eastAsia="Times New Roman"/>
+          <w:rFonts w:ascii="Times New Roman" w:hAnsi="Times New Roman" w:eastAsia="Times New Roman" w:cs="Times New Roman"/>
           <w:b/>
           <w:i w:val="0"/>
           <w:sz w:val="26"/>
@@ -414,7 +442,7 @@
       </w:pPr>
       <w:r>
         <w:rPr>
-          <w:rFonts w:ascii="Times New Roman" w:hAnsi="Times New Roman" w:eastAsia="Times New Roman"/>
+          <w:rFonts w:ascii="Times New Roman" w:hAnsi="Times New Roman" w:eastAsia="Times New Roman" w:cs="Times New Roman"/>
           <w:b w:val="0"/>
           <w:i w:val="0"/>
           <w:sz w:val="26"/>
@@ -430,7 +458,7 @@
       </w:pPr>
       <w:r>
         <w:rPr>
-          <w:rFonts w:ascii="Times New Roman" w:hAnsi="Times New Roman" w:eastAsia="Times New Roman"/>
+          <w:rFonts w:ascii="Times New Roman" w:hAnsi="Times New Roman" w:eastAsia="Times New Roman" w:cs="Times New Roman"/>
           <w:b/>
           <w:i w:val="0"/>
           <w:sz w:val="26"/>
@@ -446,7 +474,7 @@
       </w:pPr>
       <w:r>
         <w:rPr>
-          <w:rFonts w:ascii="Times New Roman" w:hAnsi="Times New Roman" w:eastAsia="Times New Roman"/>
+          <w:rFonts w:ascii="Times New Roman" w:hAnsi="Times New Roman" w:eastAsia="Times New Roman" w:cs="Times New Roman"/>
           <w:b w:val="0"/>
           <w:i w:val="0"/>
           <w:sz w:val="26"/>
@@ -462,7 +490,7 @@
       </w:pPr>
       <w:r>
         <w:rPr>
-          <w:rFonts w:ascii="Times New Roman" w:hAnsi="Times New Roman" w:eastAsia="Times New Roman"/>
+          <w:rFonts w:ascii="Times New Roman" w:hAnsi="Times New Roman" w:eastAsia="Times New Roman" w:cs="Times New Roman"/>
           <w:b w:val="0"/>
           <w:i w:val="0"/>
           <w:sz w:val="26"/>
@@ -472,13 +500,87 @@
     </w:p>
     <w:p>
       <w:pPr>
+        <w:spacing w:before="80" w:after="40"/>
+        <w:ind w:left="360" w:firstLine="0"/>
+      </w:pPr>
+      <w:r>
+        <w:rPr>
+          <w:rFonts w:ascii="Times New Roman" w:hAnsi="Times New Roman" w:cs="Times New Roman"/>
+          <w:b/>
+          <w:sz w:val="26"/>
+        </w:rPr>
+        <w:t>2.4. Năng lực Trí tuệ nhân tạo (AI) được phát triển:</w:t>
+      </w:r>
+    </w:p>
+    <w:p>
+      <w:pPr>
+        <w:spacing w:before="40" w:after="40"/>
+        <w:ind w:left="720" w:hanging="360"/>
+      </w:pPr>
+      <w:r>
+        <w:rPr>
+          <w:rFonts w:ascii="Times New Roman" w:hAnsi="Times New Roman" w:cs="Times New Roman"/>
+          <w:b w:val="0"/>
+          <w:sz w:val="26"/>
+        </w:rPr>
+        <w:t xml:space="preserve">- </w:t>
+      </w:r>
+      <w:r>
+        <w:rPr>
+          <w:rFonts w:ascii="Times New Roman" w:hAnsi="Times New Roman" w:cs="Times New Roman"/>
+          <w:b/>
+          <w:sz w:val="26"/>
+        </w:rPr>
+        <w:t xml:space="preserve">3.A1.1: </w:t>
+      </w:r>
+      <w:r>
+        <w:rPr>
+          <w:rFonts w:ascii="Times New Roman" w:hAnsi="Times New Roman" w:cs="Times New Roman"/>
+          <w:b w:val="0"/>
+          <w:sz w:val="26"/>
+        </w:rPr>
+        <w:t>Thực hiện đúng quy tắc khởi động, tắt máy tính an toàn và tư thế ngồi chuẩn để bảo vệ sức khỏe (Đạt được thông qua Hoạt động 2, Hoạt động 3).</w:t>
+      </w:r>
+    </w:p>
+    <w:p>
+      <w:pPr>
+        <w:spacing w:before="40" w:after="40"/>
+        <w:ind w:left="720" w:hanging="360"/>
+      </w:pPr>
+      <w:r>
+        <w:rPr>
+          <w:rFonts w:ascii="Times New Roman" w:hAnsi="Times New Roman" w:cs="Times New Roman"/>
+          <w:b w:val="0"/>
+          <w:sz w:val="26"/>
+        </w:rPr>
+        <w:t xml:space="preserve">- </w:t>
+      </w:r>
+      <w:r>
+        <w:rPr>
+          <w:rFonts w:ascii="Times New Roman" w:hAnsi="Times New Roman" w:cs="Times New Roman"/>
+          <w:b/>
+          <w:sz w:val="26"/>
+        </w:rPr>
+        <w:t xml:space="preserve">3.B2.1: </w:t>
+      </w:r>
+      <w:r>
+        <w:rPr>
+          <w:rFonts w:ascii="Times New Roman" w:hAnsi="Times New Roman" w:cs="Times New Roman"/>
+          <w:b w:val="0"/>
+          <w:sz w:val="26"/>
+        </w:rPr>
+        <w:t>Nhận biết được thời lượng sử dụng thiết bị số hợp lý, tránh lạm dụng thiết bị công nghệ (Đạt được thông qua Hoạt động 3, Hoạt động 4).</w:t>
+      </w:r>
+    </w:p>
+    <w:p>
+      <w:pPr>
         <w:spacing w:line="360" w:lineRule="auto" w:after="60" w:before="0"/>
         <w:ind w:firstLine="0"/>
         <w:jc w:val="both"/>
       </w:pPr>
       <w:r>
         <w:rPr>
-          <w:rFonts w:ascii="Times New Roman" w:hAnsi="Times New Roman" w:eastAsia="Times New Roman"/>
+          <w:rFonts w:ascii="Times New Roman" w:hAnsi="Times New Roman" w:eastAsia="Times New Roman" w:cs="Times New Roman"/>
           <w:b/>
           <w:i w:val="0"/>
           <w:sz w:val="26"/>
@@ -494,7 +596,7 @@
       </w:pPr>
       <w:r>
         <w:rPr>
-          <w:rFonts w:ascii="Times New Roman" w:hAnsi="Times New Roman" w:eastAsia="Times New Roman"/>
+          <w:rFonts w:ascii="Times New Roman" w:hAnsi="Times New Roman" w:eastAsia="Times New Roman" w:cs="Times New Roman"/>
           <w:b w:val="0"/>
           <w:i w:val="0"/>
           <w:sz w:val="26"/>
@@ -510,7 +612,7 @@
       </w:pPr>
       <w:r>
         <w:rPr>
-          <w:rFonts w:ascii="Times New Roman" w:hAnsi="Times New Roman" w:eastAsia="Times New Roman"/>
+          <w:rFonts w:ascii="Times New Roman" w:hAnsi="Times New Roman" w:eastAsia="Times New Roman" w:cs="Times New Roman"/>
           <w:b w:val="0"/>
           <w:i w:val="0"/>
           <w:sz w:val="26"/>
@@ -526,7 +628,7 @@
       </w:pPr>
       <w:r>
         <w:rPr>
-          <w:rFonts w:ascii="Times New Roman" w:hAnsi="Times New Roman" w:eastAsia="Times New Roman"/>
+          <w:rFonts w:ascii="Times New Roman" w:hAnsi="Times New Roman" w:eastAsia="Times New Roman" w:cs="Times New Roman"/>
           <w:b/>
           <w:i w:val="0"/>
           <w:sz w:val="26"/>
@@ -542,7 +644,7 @@
       </w:pPr>
       <w:r>
         <w:rPr>
-          <w:rFonts w:ascii="Times New Roman" w:hAnsi="Times New Roman" w:eastAsia="Times New Roman"/>
+          <w:rFonts w:ascii="Times New Roman" w:hAnsi="Times New Roman" w:eastAsia="Times New Roman" w:cs="Times New Roman"/>
           <w:b w:val="0"/>
           <w:i w:val="0"/>
           <w:sz w:val="26"/>
@@ -558,7 +660,7 @@
       </w:pPr>
       <w:r>
         <w:rPr>
-          <w:rFonts w:ascii="Times New Roman" w:hAnsi="Times New Roman" w:eastAsia="Times New Roman"/>
+          <w:rFonts w:ascii="Times New Roman" w:hAnsi="Times New Roman" w:eastAsia="Times New Roman" w:cs="Times New Roman"/>
           <w:b w:val="0"/>
           <w:i w:val="0"/>
           <w:sz w:val="26"/>
@@ -574,7 +676,7 @@
       </w:pPr>
       <w:r>
         <w:rPr>
-          <w:rFonts w:ascii="Times New Roman" w:hAnsi="Times New Roman" w:eastAsia="Times New Roman"/>
+          <w:rFonts w:ascii="Times New Roman" w:hAnsi="Times New Roman" w:eastAsia="Times New Roman" w:cs="Times New Roman"/>
           <w:b/>
           <w:i w:val="0"/>
           <w:sz w:val="26"/>
@@ -616,10 +718,15 @@
               <w:spacing w:line="360" w:lineRule="auto" w:after="40"/>
               <w:jc w:val="center"/>
             </w:pPr>
-            <w:r/>
-            <w:r>
-              <w:rPr>
-                <w:rFonts w:ascii="Times New Roman" w:hAnsi="Times New Roman" w:eastAsia="Times New Roman"/>
+            <w:r>
+              <w:rPr>
+                <w:rFonts w:ascii="Times New Roman" w:hAnsi="Times New Roman" w:cs="Times New Roman"/>
+                <w:sz w:val="26"/>
+              </w:rPr>
+            </w:r>
+            <w:r>
+              <w:rPr>
+                <w:rFonts w:ascii="Times New Roman" w:hAnsi="Times New Roman" w:eastAsia="Times New Roman" w:cs="Times New Roman"/>
                 <w:b/>
                 <w:i w:val="0"/>
                 <w:sz w:val="26"/>
@@ -643,10 +750,15 @@
               <w:spacing w:line="360" w:lineRule="auto" w:after="40"/>
               <w:jc w:val="center"/>
             </w:pPr>
-            <w:r/>
-            <w:r>
-              <w:rPr>
-                <w:rFonts w:ascii="Times New Roman" w:hAnsi="Times New Roman" w:eastAsia="Times New Roman"/>
+            <w:r>
+              <w:rPr>
+                <w:rFonts w:ascii="Times New Roman" w:hAnsi="Times New Roman" w:cs="Times New Roman"/>
+                <w:sz w:val="26"/>
+              </w:rPr>
+            </w:r>
+            <w:r>
+              <w:rPr>
+                <w:rFonts w:ascii="Times New Roman" w:hAnsi="Times New Roman" w:eastAsia="Times New Roman" w:cs="Times New Roman"/>
                 <w:b/>
                 <w:i w:val="0"/>
                 <w:sz w:val="26"/>
@@ -670,15 +782,15 @@
           </w:tcPr>
           <w:p>
             <w:pPr>
-              <w:spacing w:line="360" w:lineRule="auto" w:after="40"/>
-              <w:jc w:val="left"/>
+              <w:spacing w:after="60" w:line="276" w:lineRule="auto"/>
             </w:pPr>
             <w:r/>
             <w:r>
               <w:rPr>
-                <w:rFonts w:ascii="Times New Roman" w:hAnsi="Times New Roman" w:eastAsia="Times New Roman"/>
+                <w:rFonts w:ascii="Times New Roman" w:hAnsi="Times New Roman"/>
                 <w:b/>
                 <w:i w:val="0"/>
+                <w:color w:val="000000"/>
                 <w:sz w:val="26"/>
               </w:rPr>
               <w:t>1. Hoạt động MỞ ĐẦU (5 phút)</w:t>
@@ -686,17 +798,52 @@
           </w:p>
           <w:p>
             <w:pPr>
-              <w:spacing w:line="360" w:lineRule="auto" w:after="40"/>
-              <w:jc w:val="left"/>
-            </w:pPr>
-            <w:r>
-              <w:rPr>
-                <w:rFonts w:ascii="Times New Roman" w:hAnsi="Times New Roman" w:eastAsia="Times New Roman"/>
+              <w:spacing w:after="60" w:line="276" w:lineRule="auto"/>
+            </w:pPr>
+            <w:r>
+              <w:rPr>
+                <w:rFonts w:ascii="Times New Roman" w:hAnsi="Times New Roman"/>
                 <w:b/>
-                <w:i w:val="0"/>
-                <w:sz w:val="26"/>
-              </w:rPr>
-              <w:t>*Mục tiêu: Kích hoạt hứng thú, tạo tình huống kết nối vào bài học Bài 4: Làm việc với máy tính (Tiết 1).</w:t>
+                <w:i/>
+                <w:color w:val="000000"/>
+                <w:sz w:val="26"/>
+              </w:rPr>
+              <w:t>*Mục tiêu: Kích hoạt sự chú ý của HS về tư thế ngồi học máy tính và bảo vệ mắt.</w:t>
+            </w:r>
+          </w:p>
+          <w:p>
+            <w:pPr>
+              <w:spacing w:after="60" w:line="276" w:lineRule="auto"/>
+            </w:pPr>
+          </w:p>
+          <w:p>
+            <w:pPr>
+              <w:spacing w:after="60" w:line="276" w:lineRule="auto"/>
+            </w:pPr>
+            <w:r>
+              <w:rPr>
+                <w:rFonts w:ascii="Times New Roman" w:hAnsi="Times New Roman"/>
+                <w:b w:val="0"/>
+                <w:i w:val="0"/>
+                <w:color w:val="000000"/>
+                <w:sz w:val="26"/>
+              </w:rPr>
+              <w:t>- HS quan sát và nhận xét: Bạn Bình ngồi đúng vì lưng thẳng, mắt không quá gần màn hình.</w:t>
+            </w:r>
+          </w:p>
+          <w:p>
+            <w:pPr>
+              <w:spacing w:after="60" w:line="276" w:lineRule="auto"/>
+            </w:pPr>
+            <w:r>
+              <w:rPr>
+                <w:rFonts w:ascii="Times New Roman" w:hAnsi="Times New Roman"/>
+                <w:b w:val="0"/>
+                <w:i w:val="0"/>
+                <w:color w:val="000000"/>
+                <w:sz w:val="26"/>
+              </w:rPr>
+              <w:t>- HS nhận biết tác hại của việc ngồi cúi gập người.</w:t>
             </w:r>
           </w:p>
         </w:tc>
@@ -714,93 +861,348 @@
           </w:tcPr>
           <w:p>
             <w:pPr>
-              <w:spacing w:line="360" w:lineRule="auto" w:after="40"/>
-              <w:jc w:val="left"/>
+              <w:spacing w:after="60" w:line="276" w:lineRule="auto"/>
             </w:pPr>
             <w:r/>
             <w:r>
               <w:rPr>
-                <w:rFonts w:ascii="Times New Roman" w:hAnsi="Times New Roman" w:eastAsia="Times New Roman"/>
-                <w:b w:val="0"/>
-                <w:i w:val="0"/>
-                <w:sz w:val="26"/>
-              </w:rPr>
-              <w:t>GV: Chiếu hình ảnh/video liên quan đến Bài 4: Làm việc với máy tính (Tiết 1). Đặt câu hỏi gợi mở.</w:t>
-            </w:r>
-          </w:p>
-          <w:p>
-            <w:pPr>
-              <w:spacing w:line="360" w:lineRule="auto" w:after="40"/>
-              <w:jc w:val="left"/>
-            </w:pPr>
-            <w:r>
-              <w:rPr>
-                <w:rFonts w:ascii="Times New Roman" w:hAnsi="Times New Roman" w:eastAsia="Times New Roman"/>
-                <w:b w:val="0"/>
-                <w:i w:val="0"/>
-                <w:sz w:val="26"/>
-              </w:rPr>
-              <w:t>- GV gọi 2-3 HS trả lời.</w:t>
-            </w:r>
-          </w:p>
-          <w:p>
-            <w:pPr>
-              <w:spacing w:line="360" w:lineRule="auto" w:after="40"/>
-              <w:jc w:val="left"/>
-            </w:pPr>
-            <w:r>
-              <w:rPr>
-                <w:rFonts w:ascii="Times New Roman" w:hAnsi="Times New Roman" w:eastAsia="Times New Roman"/>
-                <w:b w:val="0"/>
-                <w:i w:val="0"/>
-                <w:sz w:val="26"/>
-              </w:rPr>
-              <w:t>- GV nhận xét, dẫn dắt vào bài mới.</w:t>
-            </w:r>
-          </w:p>
-          <w:p>
-            <w:pPr>
-              <w:spacing w:line="360" w:lineRule="auto" w:after="40"/>
-              <w:jc w:val="left"/>
-            </w:pPr>
-            <w:r>
-              <w:rPr>
-                <w:rFonts w:ascii="Times New Roman" w:hAnsi="Times New Roman" w:eastAsia="Times New Roman"/>
-                <w:b w:val="0"/>
-                <w:i w:val="0"/>
-                <w:sz w:val="26"/>
-              </w:rPr>
-              <w:t>HS: Quan sát, suy nghĩ, trả lời câu hỏi.</w:t>
-            </w:r>
-          </w:p>
-          <w:p>
-            <w:pPr>
-              <w:spacing w:line="360" w:lineRule="auto" w:after="40"/>
-              <w:jc w:val="left"/>
-            </w:pPr>
-            <w:r>
-              <w:rPr>
-                <w:rFonts w:ascii="Times New Roman" w:hAnsi="Times New Roman" w:eastAsia="Times New Roman"/>
-                <w:b w:val="0"/>
-                <w:i w:val="0"/>
-                <w:sz w:val="26"/>
-              </w:rPr>
-              <w:t>- Thảo luận nhanh nhóm đôi.</w:t>
-            </w:r>
-          </w:p>
-          <w:p>
-            <w:pPr>
-              <w:spacing w:line="360" w:lineRule="auto" w:after="40"/>
-              <w:jc w:val="left"/>
-            </w:pPr>
-            <w:r>
-              <w:rPr>
-                <w:rFonts w:ascii="Times New Roman" w:hAnsi="Times New Roman" w:eastAsia="Times New Roman"/>
-                <w:b w:val="0"/>
-                <w:i w:val="0"/>
-                <w:sz w:val="26"/>
-              </w:rPr>
-              <w:t>- Mở SGK chuẩn bị bài.</w:t>
+                <w:rFonts w:ascii="Times New Roman" w:hAnsi="Times New Roman"/>
+                <w:b/>
+                <w:i w:val="0"/>
+                <w:color w:val="000000"/>
+                <w:sz w:val="26"/>
+              </w:rPr>
+              <w:t>2. HOẠT ĐỘNG HÌNH THÀNH KIẾN THỨC MỚI (15 phút)</w:t>
+            </w:r>
+          </w:p>
+          <w:p>
+            <w:pPr>
+              <w:spacing w:after="60" w:line="276" w:lineRule="auto"/>
+            </w:pPr>
+            <w:r>
+              <w:rPr>
+                <w:rFonts w:ascii="Times New Roman" w:hAnsi="Times New Roman"/>
+                <w:b/>
+                <w:i/>
+                <w:color w:val="000000"/>
+                <w:sz w:val="26"/>
+              </w:rPr>
+              <w:t>*Mục tiêu: HS nắm được quy tắc tư thế ngồi chuẩn (khoảng cách 50-70cm, lưng thẳng) và cách khởi động/tắt máy tính đúng cách.</w:t>
+            </w:r>
+          </w:p>
+          <w:p>
+            <w:pPr>
+              <w:spacing w:after="60" w:line="276" w:lineRule="auto"/>
+            </w:pPr>
+          </w:p>
+          <w:p>
+            <w:pPr>
+              <w:spacing w:after="60" w:line="276" w:lineRule="auto"/>
+            </w:pPr>
+            <w:r>
+              <w:rPr>
+                <w:rFonts w:ascii="Times New Roman" w:hAnsi="Times New Roman"/>
+                <w:b/>
+                <w:i/>
+                <w:color w:val="000000"/>
+                <w:sz w:val="26"/>
+              </w:rPr>
+              <w:t>Nội dung 1: Tư thế ngồi và quy tắc bảo vệ sức khỏe (8 phút)</w:t>
+            </w:r>
+          </w:p>
+          <w:p>
+            <w:pPr>
+              <w:spacing w:after="60" w:line="276" w:lineRule="auto"/>
+            </w:pPr>
+            <w:r>
+              <w:rPr>
+                <w:rFonts w:ascii="Times New Roman" w:hAnsi="Times New Roman"/>
+                <w:b w:val="0"/>
+                <w:i w:val="0"/>
+                <w:color w:val="000000"/>
+                <w:sz w:val="26"/>
+              </w:rPr>
+              <w:t>GV: Chiếu sơ đồ tư thế ngồi làm việc chuẩn với máy tính.</w:t>
+            </w:r>
+          </w:p>
+          <w:p>
+            <w:pPr>
+              <w:spacing w:before="80" w:after="80"/>
+              <w:jc w:val="center"/>
+            </w:pPr>
+            <w:r>
+              <w:drawing>
+                <wp:inline xmlns:a="http://schemas.openxmlformats.org/drawingml/2006/main" xmlns:pic="http://schemas.openxmlformats.org/drawingml/2006/picture">
+                  <wp:extent cx="2926080" cy="1341120"/>
+                  <wp:docPr id="1" name="Picture 1"/>
+                  <wp:cNvGraphicFramePr>
+                    <a:graphicFrameLocks noChangeAspect="1"/>
+                  </wp:cNvGraphicFramePr>
+                  <a:graphic>
+                    <a:graphicData uri="http://schemas.openxmlformats.org/drawingml/2006/picture">
+                      <pic:pic>
+                        <pic:nvPicPr>
+                          <pic:cNvPr id="0" name="image.png"/>
+                          <pic:cNvPicPr/>
+                        </pic:nvPicPr>
+                        <pic:blipFill>
+                          <a:blip r:embed="rId16"/>
+                          <a:stretch>
+                            <a:fillRect/>
+                          </a:stretch>
+                        </pic:blipFill>
+                        <pic:spPr>
+                          <a:xfrm>
+                            <a:off x="0" y="0"/>
+                            <a:ext cx="2926080" cy="1341120"/>
+                          </a:xfrm>
+                          <a:prstGeom prst="rect"/>
+                        </pic:spPr>
+                      </pic:pic>
+                    </a:graphicData>
+                  </a:graphic>
+                </wp:inline>
+              </w:drawing>
+            </w:r>
+          </w:p>
+          <w:p>
+            <w:pPr>
+              <w:spacing w:after="60" w:line="276" w:lineRule="auto"/>
+            </w:pPr>
+            <w:r>
+              <w:rPr>
+                <w:rFonts w:ascii="Times New Roman" w:hAnsi="Times New Roman"/>
+                <w:b w:val="0"/>
+                <w:i w:val="0"/>
+                <w:color w:val="000000"/>
+                <w:sz w:val="26"/>
+              </w:rPr>
+              <w:t>- GV yêu cầu cả lớp thực hành chỉnh lại tư thế ngồi ngay tại bàn học:</w:t>
+            </w:r>
+          </w:p>
+          <w:p>
+            <w:pPr>
+              <w:spacing w:after="60" w:line="276" w:lineRule="auto"/>
+            </w:pPr>
+            <w:r>
+              <w:rPr>
+                <w:rFonts w:ascii="Times New Roman" w:hAnsi="Times New Roman"/>
+                <w:b w:val="0"/>
+                <w:i w:val="0"/>
+                <w:color w:val="000000"/>
+                <w:sz w:val="26"/>
+              </w:rPr>
+              <w:t xml:space="preserve">  + Lưng thẳng, tựa nhẹ vào lưng ghế, vai thả lỏng.</w:t>
+            </w:r>
+          </w:p>
+          <w:p>
+            <w:pPr>
+              <w:spacing w:after="60" w:line="276" w:lineRule="auto"/>
+            </w:pPr>
+            <w:r>
+              <w:rPr>
+                <w:rFonts w:ascii="Times New Roman" w:hAnsi="Times New Roman"/>
+                <w:b w:val="0"/>
+                <w:i w:val="0"/>
+                <w:color w:val="000000"/>
+                <w:sz w:val="26"/>
+              </w:rPr>
+              <w:t xml:space="preserve">  + Mắt ngang tầm đỉnh màn hình, cách màn hình 50 - 70 cm (khoảng 1 sải tay).</w:t>
+            </w:r>
+          </w:p>
+          <w:p>
+            <w:pPr>
+              <w:spacing w:after="60" w:line="276" w:lineRule="auto"/>
+            </w:pPr>
+            <w:r>
+              <w:rPr>
+                <w:rFonts w:ascii="Times New Roman" w:hAnsi="Times New Roman"/>
+                <w:b w:val="0"/>
+                <w:i w:val="0"/>
+                <w:color w:val="000000"/>
+                <w:sz w:val="26"/>
+              </w:rPr>
+              <w:t xml:space="preserve">  + Ánh sáng phòng học đầy đủ, không để ánh sáng hắt thẳng vào mắt hoặc màn hình.</w:t>
+            </w:r>
+          </w:p>
+          <w:p>
+            <w:pPr>
+              <w:spacing w:after="60" w:line="276" w:lineRule="auto"/>
+            </w:pPr>
+            <w:r>
+              <w:rPr>
+                <w:rFonts w:ascii="Times New Roman" w:hAnsi="Times New Roman"/>
+                <w:b w:val="0"/>
+                <w:i w:val="0"/>
+                <w:color w:val="000000"/>
+                <w:sz w:val="26"/>
+              </w:rPr>
+              <w:t xml:space="preserve">  + Bàn chân đặt phẳng trên mặt sàn, cẳng tay vuông góc với mặt bàn.</w:t>
+            </w:r>
+          </w:p>
+          <w:p>
+            <w:pPr>
+              <w:spacing w:after="60" w:line="276" w:lineRule="auto"/>
+            </w:pPr>
+          </w:p>
+          <w:p>
+            <w:pPr>
+              <w:spacing w:after="60" w:line="276" w:lineRule="auto"/>
+            </w:pPr>
+            <w:r>
+              <w:rPr>
+                <w:rFonts w:ascii="Times New Roman" w:hAnsi="Times New Roman"/>
+                <w:b/>
+                <w:i/>
+                <w:color w:val="000000"/>
+                <w:sz w:val="26"/>
+              </w:rPr>
+              <w:t>Nội dung 2: Bật và tắt máy tính an toàn (7 phút)</w:t>
+            </w:r>
+          </w:p>
+          <w:p>
+            <w:pPr>
+              <w:spacing w:after="60" w:line="276" w:lineRule="auto"/>
+            </w:pPr>
+            <w:r>
+              <w:rPr>
+                <w:rFonts w:ascii="Times New Roman" w:hAnsi="Times New Roman"/>
+                <w:b w:val="0"/>
+                <w:i w:val="0"/>
+                <w:color w:val="000000"/>
+                <w:sz w:val="26"/>
+              </w:rPr>
+              <w:t>GV: Chiếu Hình ảnh nút nguồn (Power) trên Thân máy và Màn hình (SGK tr.20).</w:t>
+            </w:r>
+          </w:p>
+          <w:p>
+            <w:pPr>
+              <w:spacing w:before="80" w:after="80"/>
+              <w:jc w:val="center"/>
+            </w:pPr>
+            <w:r>
+              <w:drawing>
+                <wp:inline xmlns:a="http://schemas.openxmlformats.org/drawingml/2006/main" xmlns:pic="http://schemas.openxmlformats.org/drawingml/2006/picture">
+                  <wp:extent cx="2560320" cy="3313355"/>
+                  <wp:docPr id="2" name="Picture 2"/>
+                  <wp:cNvGraphicFramePr>
+                    <a:graphicFrameLocks noChangeAspect="1"/>
+                  </wp:cNvGraphicFramePr>
+                  <a:graphic>
+                    <a:graphicData uri="http://schemas.openxmlformats.org/drawingml/2006/picture">
+                      <pic:pic>
+                        <pic:nvPicPr>
+                          <pic:cNvPr id="0" name="image.png"/>
+                          <pic:cNvPicPr/>
+                        </pic:nvPicPr>
+                        <pic:blipFill>
+                          <a:blip r:embed="rId17"/>
+                          <a:stretch>
+                            <a:fillRect/>
+                          </a:stretch>
+                        </pic:blipFill>
+                        <pic:spPr>
+                          <a:xfrm>
+                            <a:off x="0" y="0"/>
+                            <a:ext cx="2560320" cy="3313355"/>
+                          </a:xfrm>
+                          <a:prstGeom prst="rect"/>
+                        </pic:spPr>
+                      </pic:pic>
+                    </a:graphicData>
+                  </a:graphic>
+                </wp:inline>
+              </w:drawing>
+            </w:r>
+          </w:p>
+          <w:p>
+            <w:pPr>
+              <w:spacing w:after="60" w:line="276" w:lineRule="auto"/>
+            </w:pPr>
+            <w:r>
+              <w:rPr>
+                <w:rFonts w:ascii="Times New Roman" w:hAnsi="Times New Roman"/>
+                <w:b w:val="0"/>
+                <w:i w:val="0"/>
+                <w:color w:val="000000"/>
+                <w:sz w:val="26"/>
+              </w:rPr>
+              <w:t>- Hướng dẫn Bật máy: Bấm nút Power trên Thân máy ➔ Bấm nút Power trên Màn hình.</w:t>
+            </w:r>
+          </w:p>
+          <w:p>
+            <w:pPr>
+              <w:spacing w:after="60" w:line="276" w:lineRule="auto"/>
+            </w:pPr>
+            <w:r>
+              <w:rPr>
+                <w:rFonts w:ascii="Times New Roman" w:hAnsi="Times New Roman"/>
+                <w:b w:val="0"/>
+                <w:i w:val="0"/>
+                <w:color w:val="000000"/>
+                <w:sz w:val="26"/>
+              </w:rPr>
+              <w:t>- Hướng dẫn Tắt máy chuẩn quy trình:</w:t>
+            </w:r>
+          </w:p>
+          <w:p>
+            <w:pPr>
+              <w:spacing w:after="60" w:line="276" w:lineRule="auto"/>
+            </w:pPr>
+            <w:r>
+              <w:rPr>
+                <w:rFonts w:ascii="Times New Roman" w:hAnsi="Times New Roman"/>
+                <w:b w:val="0"/>
+                <w:i w:val="0"/>
+                <w:color w:val="000000"/>
+                <w:sz w:val="26"/>
+              </w:rPr>
+              <w:t xml:space="preserve">  + Bước 1: Nháy chuột vào nút Start ở góc dưới bên trái màn hình.</w:t>
+            </w:r>
+          </w:p>
+          <w:p>
+            <w:pPr>
+              <w:spacing w:after="60" w:line="276" w:lineRule="auto"/>
+            </w:pPr>
+            <w:r>
+              <w:rPr>
+                <w:rFonts w:ascii="Times New Roman" w:hAnsi="Times New Roman"/>
+                <w:b w:val="0"/>
+                <w:i w:val="0"/>
+                <w:color w:val="000000"/>
+                <w:sz w:val="26"/>
+              </w:rPr>
+              <w:t xml:space="preserve">  + Bước 2: Chọn biểu tượng Power ➔ Chọn Shut down.</w:t>
+            </w:r>
+          </w:p>
+          <w:p>
+            <w:pPr>
+              <w:spacing w:after="60" w:line="276" w:lineRule="auto"/>
+            </w:pPr>
+            <w:r>
+              <w:rPr>
+                <w:rFonts w:ascii="Times New Roman" w:hAnsi="Times New Roman"/>
+                <w:b w:val="0"/>
+                <w:i w:val="0"/>
+                <w:color w:val="000000"/>
+                <w:sz w:val="26"/>
+              </w:rPr>
+              <w:t xml:space="preserve">  + Bước 3: Tắt màn hình khi đèn thùng máy đã tắt hẳn.</w:t>
+            </w:r>
+          </w:p>
+          <w:p>
+            <w:pPr>
+              <w:spacing w:after="60" w:line="276" w:lineRule="auto"/>
+            </w:pPr>
+            <w:r>
+              <w:rPr>
+                <w:rFonts w:ascii="Times New Roman" w:hAnsi="Times New Roman"/>
+                <w:b w:val="0"/>
+                <w:i w:val="0"/>
+                <w:color w:val="000000"/>
+                <w:sz w:val="26"/>
+              </w:rPr>
+              <w:t>- GV cảnh báo: Tuyệt đối không rút phích cắm điện đột ngột hoặc bấm nút Power thùng máy để tắt!</w:t>
             </w:r>
           </w:p>
         </w:tc>
@@ -816,33 +1218,83 @@
           </w:tcPr>
           <w:p>
             <w:pPr>
-              <w:spacing w:line="360" w:lineRule="auto" w:after="40"/>
-              <w:jc w:val="left"/>
+              <w:spacing w:after="60" w:line="276" w:lineRule="auto"/>
             </w:pPr>
             <w:r/>
             <w:r>
               <w:rPr>
-                <w:rFonts w:ascii="Times New Roman" w:hAnsi="Times New Roman" w:eastAsia="Times New Roman"/>
-                <w:b w:val="0"/>
-                <w:i w:val="0"/>
-                <w:sz w:val="26"/>
-              </w:rPr>
-              <w:t>HS xác định được vấn đề bài học.</w:t>
-            </w:r>
-          </w:p>
-          <w:p>
-            <w:pPr>
-              <w:spacing w:line="360" w:lineRule="auto" w:after="40"/>
-              <w:jc w:val="left"/>
-            </w:pPr>
-            <w:r>
-              <w:rPr>
-                <w:rFonts w:ascii="Times New Roman" w:hAnsi="Times New Roman" w:eastAsia="Times New Roman"/>
-                <w:b w:val="0"/>
-                <w:i w:val="0"/>
-                <w:sz w:val="26"/>
-              </w:rPr>
-              <w:t>HS hứng thú với nội dung mới.</w:t>
+                <w:rFonts w:ascii="Times New Roman" w:hAnsi="Times New Roman"/>
+                <w:b/>
+                <w:i w:val="0"/>
+                <w:color w:val="000000"/>
+                <w:sz w:val="26"/>
+              </w:rPr>
+              <w:t>2. HOẠT ĐỘNG HÌNH THÀNH KIẾN THỨC MỚI (15 phút)</w:t>
+            </w:r>
+          </w:p>
+          <w:p>
+            <w:pPr>
+              <w:spacing w:after="60" w:line="276" w:lineRule="auto"/>
+            </w:pPr>
+            <w:r>
+              <w:rPr>
+                <w:rFonts w:ascii="Times New Roman" w:hAnsi="Times New Roman"/>
+                <w:b/>
+                <w:i/>
+                <w:color w:val="000000"/>
+                <w:sz w:val="26"/>
+              </w:rPr>
+              <w:t>*Mục tiêu: HS nắm được quy tắc tư thế ngồi chuẩn (khoảng cách 50-70cm, lưng thẳng) và cách khởi động/tắt máy tính đúng cách.</w:t>
+            </w:r>
+          </w:p>
+          <w:p>
+            <w:pPr>
+              <w:spacing w:after="60" w:line="276" w:lineRule="auto"/>
+            </w:pPr>
+          </w:p>
+          <w:p>
+            <w:pPr>
+              <w:spacing w:after="60" w:line="276" w:lineRule="auto"/>
+            </w:pPr>
+            <w:r>
+              <w:rPr>
+                <w:rFonts w:ascii="Times New Roman" w:hAnsi="Times New Roman"/>
+                <w:b w:val="0"/>
+                <w:i w:val="0"/>
+                <w:color w:val="000000"/>
+                <w:sz w:val="26"/>
+              </w:rPr>
+              <w:t>- HS điều chỉnh tư thế ngồi thẳng lưng, đưa tay ướm khoảng cách 50-70cm tới màn hình.</w:t>
+            </w:r>
+          </w:p>
+          <w:p>
+            <w:pPr>
+              <w:spacing w:after="60" w:line="276" w:lineRule="auto"/>
+            </w:pPr>
+            <w:r>
+              <w:rPr>
+                <w:rFonts w:ascii="Times New Roman" w:hAnsi="Times New Roman"/>
+                <w:b w:val="0"/>
+                <w:i w:val="0"/>
+                <w:color w:val="000000"/>
+                <w:sz w:val="26"/>
+              </w:rPr>
+              <w:t>- HS ghi nhớ quy trình bật máy và các bước tắt máy qua nút Start ➔ Power ➔ Shut down.</w:t>
+            </w:r>
+          </w:p>
+          <w:p>
+            <w:pPr>
+              <w:spacing w:after="60" w:line="276" w:lineRule="auto"/>
+            </w:pPr>
+            <w:r>
+              <w:rPr>
+                <w:rFonts w:ascii="Times New Roman" w:hAnsi="Times New Roman"/>
+                <w:b w:val="0"/>
+                <w:i w:val="0"/>
+                <w:color w:val="000000"/>
+                <w:sz w:val="26"/>
+              </w:rPr>
+              <w:t>- HS hiểu tác hại của việc tắt máy đột ngột làm hỏng phần cứng và mất dữ liệu.</w:t>
             </w:r>
           </w:p>
         </w:tc>
@@ -861,33 +1313,83 @@
           </w:tcPr>
           <w:p>
             <w:pPr>
-              <w:spacing w:line="360" w:lineRule="auto" w:after="40"/>
-              <w:jc w:val="left"/>
+              <w:spacing w:after="60" w:line="276" w:lineRule="auto"/>
             </w:pPr>
             <w:r/>
             <w:r>
               <w:rPr>
-                <w:rFonts w:ascii="Times New Roman" w:hAnsi="Times New Roman" w:eastAsia="Times New Roman"/>
+                <w:rFonts w:ascii="Times New Roman" w:hAnsi="Times New Roman"/>
                 <w:b/>
                 <w:i w:val="0"/>
-                <w:sz w:val="26"/>
-              </w:rPr>
-              <w:t>2. HOẠT ĐỘNG HÌNH THÀNH KIẾN THỨC MỚI (15 phút)</w:t>
-            </w:r>
-          </w:p>
-          <w:p>
-            <w:pPr>
-              <w:spacing w:line="360" w:lineRule="auto" w:after="40"/>
-              <w:jc w:val="left"/>
-            </w:pPr>
-            <w:r>
-              <w:rPr>
-                <w:rFonts w:ascii="Times New Roman" w:hAnsi="Times New Roman" w:eastAsia="Times New Roman"/>
+                <w:color w:val="000000"/>
+                <w:sz w:val="26"/>
+              </w:rPr>
+              <w:t>3. HĐ LUYỆN TẬP-THỰC HÀNH (10 phút)</w:t>
+            </w:r>
+          </w:p>
+          <w:p>
+            <w:pPr>
+              <w:spacing w:after="60" w:line="276" w:lineRule="auto"/>
+            </w:pPr>
+            <w:r>
+              <w:rPr>
+                <w:rFonts w:ascii="Times New Roman" w:hAnsi="Times New Roman"/>
                 <w:b/>
-                <w:i w:val="0"/>
-                <w:sz w:val="26"/>
-              </w:rPr>
-              <w:t>*Mục tiêu: HS nắm được các khái niệm, quy trình và thao tác kỹ thuật của bài Bài 4: Làm việc với máy tính (Tiết 1).</w:t>
+                <w:i/>
+                <w:color w:val="000000"/>
+                <w:sz w:val="26"/>
+              </w:rPr>
+              <w:t>*Mục tiêu: HS thực hành thao tác kiểm tra tư thế bạn bên cạnh và thực hành quy trình Shut down máy tính.</w:t>
+            </w:r>
+          </w:p>
+          <w:p>
+            <w:pPr>
+              <w:spacing w:after="60" w:line="276" w:lineRule="auto"/>
+            </w:pPr>
+          </w:p>
+          <w:p>
+            <w:pPr>
+              <w:spacing w:after="60" w:line="276" w:lineRule="auto"/>
+            </w:pPr>
+            <w:r>
+              <w:rPr>
+                <w:rFonts w:ascii="Times New Roman" w:hAnsi="Times New Roman"/>
+                <w:b w:val="0"/>
+                <w:i w:val="0"/>
+                <w:color w:val="000000"/>
+                <w:sz w:val="26"/>
+              </w:rPr>
+              <w:t>- HS quan sát và góp ý tư thế cho bạn bên cạnh.</w:t>
+            </w:r>
+          </w:p>
+          <w:p>
+            <w:pPr>
+              <w:spacing w:after="60" w:line="276" w:lineRule="auto"/>
+            </w:pPr>
+            <w:r>
+              <w:rPr>
+                <w:rFonts w:ascii="Times New Roman" w:hAnsi="Times New Roman"/>
+                <w:b w:val="0"/>
+                <w:i w:val="0"/>
+                <w:color w:val="000000"/>
+                <w:sz w:val="26"/>
+              </w:rPr>
+              <w:t>- HS lên thực hiện thao tác nháy nút Start ➔ Power ➔ Shut down chính xác.</w:t>
+            </w:r>
+          </w:p>
+          <w:p>
+            <w:pPr>
+              <w:spacing w:after="60" w:line="276" w:lineRule="auto"/>
+            </w:pPr>
+            <w:r>
+              <w:rPr>
+                <w:rFonts w:ascii="Times New Roman" w:hAnsi="Times New Roman"/>
+                <w:b w:val="0"/>
+                <w:i w:val="0"/>
+                <w:color w:val="000000"/>
+                <w:sz w:val="26"/>
+              </w:rPr>
+              <w:t>- HS trả lời bài tập: Hình A là tư thế ngồi đúng chuẩn.</w:t>
             </w:r>
           </w:p>
         </w:tc>
@@ -905,93 +1407,68 @@
           </w:tcPr>
           <w:p>
             <w:pPr>
-              <w:spacing w:line="360" w:lineRule="auto" w:after="40"/>
-              <w:jc w:val="left"/>
+              <w:spacing w:after="60" w:line="276" w:lineRule="auto"/>
             </w:pPr>
             <w:r/>
             <w:r>
               <w:rPr>
-                <w:rFonts w:ascii="Times New Roman" w:hAnsi="Times New Roman" w:eastAsia="Times New Roman"/>
-                <w:b w:val="0"/>
-                <w:i w:val="0"/>
-                <w:sz w:val="26"/>
-              </w:rPr>
-              <w:t>GV: Hướng dẫn HS đọc SGK, trình chiếu thao tác mẫu.</w:t>
-            </w:r>
-          </w:p>
-          <w:p>
-            <w:pPr>
-              <w:spacing w:line="360" w:lineRule="auto" w:after="40"/>
-              <w:jc w:val="left"/>
-            </w:pPr>
-            <w:r>
-              <w:rPr>
-                <w:rFonts w:ascii="Times New Roman" w:hAnsi="Times New Roman" w:eastAsia="Times New Roman"/>
-                <w:b w:val="0"/>
-                <w:i w:val="0"/>
-                <w:sz w:val="26"/>
-              </w:rPr>
-              <w:t>- Nhấn mạnh các lưu ý và lỗi thường gặp.</w:t>
-            </w:r>
-          </w:p>
-          <w:p>
-            <w:pPr>
-              <w:spacing w:line="360" w:lineRule="auto" w:after="40"/>
-              <w:jc w:val="left"/>
-            </w:pPr>
-            <w:r>
-              <w:rPr>
-                <w:rFonts w:ascii="Times New Roman" w:hAnsi="Times New Roman" w:eastAsia="Times New Roman"/>
-                <w:b w:val="0"/>
-                <w:i w:val="0"/>
-                <w:sz w:val="26"/>
-              </w:rPr>
-              <w:t>- Gọi HS lên thực hiện lại thao tác mẫu.</w:t>
-            </w:r>
-          </w:p>
-          <w:p>
-            <w:pPr>
-              <w:spacing w:line="360" w:lineRule="auto" w:after="40"/>
-              <w:jc w:val="left"/>
-            </w:pPr>
-            <w:r>
-              <w:rPr>
-                <w:rFonts w:ascii="Times New Roman" w:hAnsi="Times New Roman" w:eastAsia="Times New Roman"/>
-                <w:b w:val="0"/>
-                <w:i w:val="0"/>
-                <w:sz w:val="26"/>
-              </w:rPr>
-              <w:t>HS: Theo dõi hướng dẫn, ghi chép kiến thức.</w:t>
-            </w:r>
-          </w:p>
-          <w:p>
-            <w:pPr>
-              <w:spacing w:line="360" w:lineRule="auto" w:after="40"/>
-              <w:jc w:val="left"/>
-            </w:pPr>
-            <w:r>
-              <w:rPr>
-                <w:rFonts w:ascii="Times New Roman" w:hAnsi="Times New Roman" w:eastAsia="Times New Roman"/>
-                <w:b w:val="0"/>
-                <w:i w:val="0"/>
-                <w:sz w:val="26"/>
-              </w:rPr>
-              <w:t>- Đặt câu hỏi khi chưa hiểu.</w:t>
-            </w:r>
-          </w:p>
-          <w:p>
-            <w:pPr>
-              <w:spacing w:line="360" w:lineRule="auto" w:after="40"/>
-              <w:jc w:val="left"/>
-            </w:pPr>
-            <w:r>
-              <w:rPr>
-                <w:rFonts w:ascii="Times New Roman" w:hAnsi="Times New Roman" w:eastAsia="Times New Roman"/>
-                <w:b w:val="0"/>
-                <w:i w:val="0"/>
-                <w:sz w:val="26"/>
-              </w:rPr>
-              <w:t>- Thực hiện thao tác mẫu khi được gọi.</w:t>
+                <w:rFonts w:ascii="Times New Roman" w:hAnsi="Times New Roman"/>
+                <w:b/>
+                <w:i w:val="0"/>
+                <w:color w:val="000000"/>
+                <w:sz w:val="26"/>
+              </w:rPr>
+              <w:t>4. HOẠT ĐỘNG VẬN DỤNG, TRẢI NGHIỆM (5 phút)</w:t>
+            </w:r>
+          </w:p>
+          <w:p>
+            <w:pPr>
+              <w:spacing w:after="60" w:line="276" w:lineRule="auto"/>
+            </w:pPr>
+            <w:r>
+              <w:rPr>
+                <w:rFonts w:ascii="Times New Roman" w:hAnsi="Times New Roman"/>
+                <w:b/>
+                <w:i/>
+                <w:color w:val="000000"/>
+                <w:sz w:val="26"/>
+              </w:rPr>
+              <w:t>*Mục tiêu: HS xây dựng thói quen bố trí thời gian sử dụng máy tính hợp lý và vận động thể chất.</w:t>
+            </w:r>
+          </w:p>
+          <w:p>
+            <w:pPr>
+              <w:spacing w:after="60" w:line="276" w:lineRule="auto"/>
+            </w:pPr>
+          </w:p>
+          <w:p>
+            <w:pPr>
+              <w:spacing w:after="60" w:line="276" w:lineRule="auto"/>
+            </w:pPr>
+            <w:r>
+              <w:rPr>
+                <w:rFonts w:ascii="Times New Roman" w:hAnsi="Times New Roman"/>
+                <w:b w:val="0"/>
+                <w:i w:val="0"/>
+                <w:color w:val="000000"/>
+                <w:sz w:val="26"/>
+              </w:rPr>
+              <w:t>- GV hướng dẫn bài tập thể dục cho mắt: Quy tắc 20-20-20 (Sau 20 phút nhìn màn hình, hướng mắt nhìn xa 20 feet trong 20 giây và chớp mắt nhẹ nhàng).</w:t>
+            </w:r>
+          </w:p>
+          <w:p>
+            <w:pPr>
+              <w:spacing w:after="60" w:line="276" w:lineRule="auto"/>
+            </w:pPr>
+            <w:r>
+              <w:rPr>
+                <w:rFonts w:ascii="Times New Roman" w:hAnsi="Times New Roman"/>
+                <w:b w:val="0"/>
+                <w:i w:val="0"/>
+                <w:color w:val="000000"/>
+                <w:sz w:val="26"/>
+              </w:rPr>
+              <w:t>- GV dặn dò: Về nhà khi dùng máy tính, máy tính bảng hay xem tivi, hãy luôn nhắc nhở bản thân ngồi thẳng lưng và nghỉ ngơi hợp lý nhé!</w:t>
             </w:r>
           </w:p>
         </w:tc>
@@ -1007,33 +1484,68 @@
           </w:tcPr>
           <w:p>
             <w:pPr>
-              <w:spacing w:line="360" w:lineRule="auto" w:after="40"/>
-              <w:jc w:val="left"/>
+              <w:spacing w:after="60" w:line="276" w:lineRule="auto"/>
             </w:pPr>
             <w:r/>
             <w:r>
               <w:rPr>
-                <w:rFonts w:ascii="Times New Roman" w:hAnsi="Times New Roman" w:eastAsia="Times New Roman"/>
-                <w:b w:val="0"/>
-                <w:i w:val="0"/>
-                <w:sz w:val="26"/>
-              </w:rPr>
-              <w:t>HS ghi nhớ kiến thức chuẩn.</w:t>
-            </w:r>
-          </w:p>
-          <w:p>
-            <w:pPr>
-              <w:spacing w:line="360" w:lineRule="auto" w:after="40"/>
-              <w:jc w:val="left"/>
-            </w:pPr>
-            <w:r>
-              <w:rPr>
-                <w:rFonts w:ascii="Times New Roman" w:hAnsi="Times New Roman" w:eastAsia="Times New Roman"/>
-                <w:b w:val="0"/>
-                <w:i w:val="0"/>
-                <w:sz w:val="26"/>
-              </w:rPr>
-              <w:t>HS nắm được quy trình thao tác.</w:t>
+                <w:rFonts w:ascii="Times New Roman" w:hAnsi="Times New Roman"/>
+                <w:b/>
+                <w:i w:val="0"/>
+                <w:color w:val="000000"/>
+                <w:sz w:val="26"/>
+              </w:rPr>
+              <w:t>4. HOẠT ĐỘNG VẬN DỤNG, TRẢI NGHIỆM (5 phút)</w:t>
+            </w:r>
+          </w:p>
+          <w:p>
+            <w:pPr>
+              <w:spacing w:after="60" w:line="276" w:lineRule="auto"/>
+            </w:pPr>
+            <w:r>
+              <w:rPr>
+                <w:rFonts w:ascii="Times New Roman" w:hAnsi="Times New Roman"/>
+                <w:b/>
+                <w:i/>
+                <w:color w:val="000000"/>
+                <w:sz w:val="26"/>
+              </w:rPr>
+              <w:t>*Mục tiêu: HS xây dựng thói quen bố trí thời gian sử dụng máy tính hợp lý và vận động thể chất.</w:t>
+            </w:r>
+          </w:p>
+          <w:p>
+            <w:pPr>
+              <w:spacing w:after="60" w:line="276" w:lineRule="auto"/>
+            </w:pPr>
+          </w:p>
+          <w:p>
+            <w:pPr>
+              <w:spacing w:after="60" w:line="276" w:lineRule="auto"/>
+            </w:pPr>
+            <w:r>
+              <w:rPr>
+                <w:rFonts w:ascii="Times New Roman" w:hAnsi="Times New Roman"/>
+                <w:b w:val="0"/>
+                <w:i w:val="0"/>
+                <w:color w:val="000000"/>
+                <w:sz w:val="26"/>
+              </w:rPr>
+              <w:t>- HS cùng GV làm động tác chớp mắt và nhìn xa thư giãn.</w:t>
+            </w:r>
+          </w:p>
+          <w:p>
+            <w:pPr>
+              <w:spacing w:after="60" w:line="276" w:lineRule="auto"/>
+            </w:pPr>
+            <w:r>
+              <w:rPr>
+                <w:rFonts w:ascii="Times New Roman" w:hAnsi="Times New Roman"/>
+                <w:b w:val="0"/>
+                <w:i w:val="0"/>
+                <w:color w:val="000000"/>
+                <w:sz w:val="26"/>
+              </w:rPr>
+              <w:t>- HS ghi nhớ quy tắc bảo vệ mắt và cột sống.</w:t>
             </w:r>
           </w:p>
         </w:tc>
@@ -1055,10 +1567,15 @@
               <w:spacing w:line="360" w:lineRule="auto" w:after="40"/>
               <w:jc w:val="left"/>
             </w:pPr>
-            <w:r/>
-            <w:r>
-              <w:rPr>
-                <w:rFonts w:ascii="Times New Roman" w:hAnsi="Times New Roman" w:eastAsia="Times New Roman"/>
+            <w:r>
+              <w:rPr>
+                <w:rFonts w:ascii="Times New Roman" w:hAnsi="Times New Roman" w:cs="Times New Roman"/>
+                <w:sz w:val="26"/>
+              </w:rPr>
+            </w:r>
+            <w:r>
+              <w:rPr>
+                <w:rFonts w:ascii="Times New Roman" w:hAnsi="Times New Roman" w:eastAsia="Times New Roman" w:cs="Times New Roman"/>
                 <w:b/>
                 <w:i w:val="0"/>
                 <w:sz w:val="26"/>
@@ -1073,7 +1590,7 @@
             </w:pPr>
             <w:r>
               <w:rPr>
-                <w:rFonts w:ascii="Times New Roman" w:hAnsi="Times New Roman" w:eastAsia="Times New Roman"/>
+                <w:rFonts w:ascii="Times New Roman" w:hAnsi="Times New Roman" w:eastAsia="Times New Roman" w:cs="Times New Roman"/>
                 <w:b/>
                 <w:i w:val="0"/>
                 <w:sz w:val="26"/>
@@ -1099,10 +1616,15 @@
               <w:spacing w:line="360" w:lineRule="auto" w:after="40"/>
               <w:jc w:val="left"/>
             </w:pPr>
-            <w:r/>
-            <w:r>
-              <w:rPr>
-                <w:rFonts w:ascii="Times New Roman" w:hAnsi="Times New Roman" w:eastAsia="Times New Roman"/>
+            <w:r>
+              <w:rPr>
+                <w:rFonts w:ascii="Times New Roman" w:hAnsi="Times New Roman" w:cs="Times New Roman"/>
+                <w:sz w:val="26"/>
+              </w:rPr>
+            </w:r>
+            <w:r>
+              <w:rPr>
+                <w:rFonts w:ascii="Times New Roman" w:hAnsi="Times New Roman" w:eastAsia="Times New Roman" w:cs="Times New Roman"/>
                 <w:b w:val="0"/>
                 <w:i w:val="0"/>
                 <w:sz w:val="26"/>
@@ -1117,7 +1639,7 @@
             </w:pPr>
             <w:r>
               <w:rPr>
-                <w:rFonts w:ascii="Times New Roman" w:hAnsi="Times New Roman" w:eastAsia="Times New Roman"/>
+                <w:rFonts w:ascii="Times New Roman" w:hAnsi="Times New Roman" w:eastAsia="Times New Roman" w:cs="Times New Roman"/>
                 <w:b w:val="0"/>
                 <w:i w:val="0"/>
                 <w:sz w:val="26"/>
@@ -1132,7 +1654,7 @@
             </w:pPr>
             <w:r>
               <w:rPr>
-                <w:rFonts w:ascii="Times New Roman" w:hAnsi="Times New Roman" w:eastAsia="Times New Roman"/>
+                <w:rFonts w:ascii="Times New Roman" w:hAnsi="Times New Roman" w:eastAsia="Times New Roman" w:cs="Times New Roman"/>
                 <w:b w:val="0"/>
                 <w:i w:val="0"/>
                 <w:sz w:val="26"/>
@@ -1147,7 +1669,7 @@
             </w:pPr>
             <w:r>
               <w:rPr>
-                <w:rFonts w:ascii="Times New Roman" w:hAnsi="Times New Roman" w:eastAsia="Times New Roman"/>
+                <w:rFonts w:ascii="Times New Roman" w:hAnsi="Times New Roman" w:eastAsia="Times New Roman" w:cs="Times New Roman"/>
                 <w:b w:val="0"/>
                 <w:i w:val="0"/>
                 <w:sz w:val="26"/>
@@ -1162,7 +1684,7 @@
             </w:pPr>
             <w:r>
               <w:rPr>
-                <w:rFonts w:ascii="Times New Roman" w:hAnsi="Times New Roman" w:eastAsia="Times New Roman"/>
+                <w:rFonts w:ascii="Times New Roman" w:hAnsi="Times New Roman" w:eastAsia="Times New Roman" w:cs="Times New Roman"/>
                 <w:b w:val="0"/>
                 <w:i w:val="0"/>
                 <w:sz w:val="26"/>
@@ -1177,7 +1699,7 @@
             </w:pPr>
             <w:r>
               <w:rPr>
-                <w:rFonts w:ascii="Times New Roman" w:hAnsi="Times New Roman" w:eastAsia="Times New Roman"/>
+                <w:rFonts w:ascii="Times New Roman" w:hAnsi="Times New Roman" w:eastAsia="Times New Roman" w:cs="Times New Roman"/>
                 <w:b w:val="0"/>
                 <w:i w:val="0"/>
                 <w:sz w:val="26"/>
@@ -1201,10 +1723,15 @@
               <w:spacing w:line="360" w:lineRule="auto" w:after="40"/>
               <w:jc w:val="left"/>
             </w:pPr>
-            <w:r/>
-            <w:r>
-              <w:rPr>
-                <w:rFonts w:ascii="Times New Roman" w:hAnsi="Times New Roman" w:eastAsia="Times New Roman"/>
+            <w:r>
+              <w:rPr>
+                <w:rFonts w:ascii="Times New Roman" w:hAnsi="Times New Roman" w:cs="Times New Roman"/>
+                <w:sz w:val="26"/>
+              </w:rPr>
+            </w:r>
+            <w:r>
+              <w:rPr>
+                <w:rFonts w:ascii="Times New Roman" w:hAnsi="Times New Roman" w:eastAsia="Times New Roman" w:cs="Times New Roman"/>
                 <w:b w:val="0"/>
                 <w:i w:val="0"/>
                 <w:sz w:val="26"/>
@@ -1219,7 +1746,7 @@
             </w:pPr>
             <w:r>
               <w:rPr>
-                <w:rFonts w:ascii="Times New Roman" w:hAnsi="Times New Roman" w:eastAsia="Times New Roman"/>
+                <w:rFonts w:ascii="Times New Roman" w:hAnsi="Times New Roman" w:eastAsia="Times New Roman" w:cs="Times New Roman"/>
                 <w:b w:val="0"/>
                 <w:i w:val="0"/>
                 <w:sz w:val="26"/>
@@ -1246,10 +1773,15 @@
               <w:spacing w:line="360" w:lineRule="auto" w:after="40"/>
               <w:jc w:val="left"/>
             </w:pPr>
-            <w:r/>
-            <w:r>
-              <w:rPr>
-                <w:rFonts w:ascii="Times New Roman" w:hAnsi="Times New Roman" w:eastAsia="Times New Roman"/>
+            <w:r>
+              <w:rPr>
+                <w:rFonts w:ascii="Times New Roman" w:hAnsi="Times New Roman" w:cs="Times New Roman"/>
+                <w:sz w:val="26"/>
+              </w:rPr>
+            </w:r>
+            <w:r>
+              <w:rPr>
+                <w:rFonts w:ascii="Times New Roman" w:hAnsi="Times New Roman" w:eastAsia="Times New Roman" w:cs="Times New Roman"/>
                 <w:b/>
                 <w:i w:val="0"/>
                 <w:sz w:val="26"/>
@@ -1275,10 +1807,15 @@
               <w:spacing w:line="360" w:lineRule="auto" w:after="40"/>
               <w:jc w:val="left"/>
             </w:pPr>
-            <w:r/>
-            <w:r>
-              <w:rPr>
-                <w:rFonts w:ascii="Times New Roman" w:hAnsi="Times New Roman" w:eastAsia="Times New Roman"/>
+            <w:r>
+              <w:rPr>
+                <w:rFonts w:ascii="Times New Roman" w:hAnsi="Times New Roman" w:cs="Times New Roman"/>
+                <w:sz w:val="26"/>
+              </w:rPr>
+            </w:r>
+            <w:r>
+              <w:rPr>
+                <w:rFonts w:ascii="Times New Roman" w:hAnsi="Times New Roman" w:eastAsia="Times New Roman" w:cs="Times New Roman"/>
                 <w:b w:val="0"/>
                 <w:i w:val="0"/>
                 <w:sz w:val="26"/>
@@ -1293,7 +1830,7 @@
             </w:pPr>
             <w:r>
               <w:rPr>
-                <w:rFonts w:ascii="Times New Roman" w:hAnsi="Times New Roman" w:eastAsia="Times New Roman"/>
+                <w:rFonts w:ascii="Times New Roman" w:hAnsi="Times New Roman" w:eastAsia="Times New Roman" w:cs="Times New Roman"/>
                 <w:b w:val="0"/>
                 <w:i w:val="0"/>
                 <w:sz w:val="26"/>
@@ -1308,7 +1845,7 @@
             </w:pPr>
             <w:r>
               <w:rPr>
-                <w:rFonts w:ascii="Times New Roman" w:hAnsi="Times New Roman" w:eastAsia="Times New Roman"/>
+                <w:rFonts w:ascii="Times New Roman" w:hAnsi="Times New Roman" w:eastAsia="Times New Roman" w:cs="Times New Roman"/>
                 <w:b w:val="0"/>
                 <w:i w:val="0"/>
                 <w:sz w:val="26"/>
@@ -1323,7 +1860,7 @@
             </w:pPr>
             <w:r>
               <w:rPr>
-                <w:rFonts w:ascii="Times New Roman" w:hAnsi="Times New Roman" w:eastAsia="Times New Roman"/>
+                <w:rFonts w:ascii="Times New Roman" w:hAnsi="Times New Roman" w:eastAsia="Times New Roman" w:cs="Times New Roman"/>
                 <w:b w:val="0"/>
                 <w:i w:val="0"/>
                 <w:sz w:val="26"/>
@@ -1338,7 +1875,7 @@
             </w:pPr>
             <w:r>
               <w:rPr>
-                <w:rFonts w:ascii="Times New Roman" w:hAnsi="Times New Roman" w:eastAsia="Times New Roman"/>
+                <w:rFonts w:ascii="Times New Roman" w:hAnsi="Times New Roman" w:eastAsia="Times New Roman" w:cs="Times New Roman"/>
                 <w:b w:val="0"/>
                 <w:i w:val="0"/>
                 <w:sz w:val="26"/>
@@ -1353,7 +1890,7 @@
             </w:pPr>
             <w:r>
               <w:rPr>
-                <w:rFonts w:ascii="Times New Roman" w:hAnsi="Times New Roman" w:eastAsia="Times New Roman"/>
+                <w:rFonts w:ascii="Times New Roman" w:hAnsi="Times New Roman" w:eastAsia="Times New Roman" w:cs="Times New Roman"/>
                 <w:b w:val="0"/>
                 <w:i w:val="0"/>
                 <w:sz w:val="26"/>
@@ -1377,10 +1914,15 @@
               <w:spacing w:line="360" w:lineRule="auto" w:after="40"/>
               <w:jc w:val="left"/>
             </w:pPr>
-            <w:r/>
-            <w:r>
-              <w:rPr>
-                <w:rFonts w:ascii="Times New Roman" w:hAnsi="Times New Roman" w:eastAsia="Times New Roman"/>
+            <w:r>
+              <w:rPr>
+                <w:rFonts w:ascii="Times New Roman" w:hAnsi="Times New Roman" w:cs="Times New Roman"/>
+                <w:sz w:val="26"/>
+              </w:rPr>
+            </w:r>
+            <w:r>
+              <w:rPr>
+                <w:rFonts w:ascii="Times New Roman" w:hAnsi="Times New Roman" w:eastAsia="Times New Roman" w:cs="Times New Roman"/>
                 <w:b w:val="0"/>
                 <w:i w:val="0"/>
                 <w:sz w:val="26"/>
@@ -1395,7 +1937,7 @@
             </w:pPr>
             <w:r>
               <w:rPr>
-                <w:rFonts w:ascii="Times New Roman" w:hAnsi="Times New Roman" w:eastAsia="Times New Roman"/>
+                <w:rFonts w:ascii="Times New Roman" w:hAnsi="Times New Roman" w:eastAsia="Times New Roman" w:cs="Times New Roman"/>
                 <w:b w:val="0"/>
                 <w:i w:val="0"/>
                 <w:sz w:val="26"/>
@@ -1419,7 +1961,7 @@
       </w:pPr>
       <w:r>
         <w:rPr>
-          <w:rFonts w:ascii="Times New Roman" w:hAnsi="Times New Roman" w:eastAsia="Times New Roman"/>
+          <w:rFonts w:ascii="Times New Roman" w:hAnsi="Times New Roman" w:eastAsia="Times New Roman" w:cs="Times New Roman"/>
           <w:b/>
           <w:i w:val="0"/>
           <w:sz w:val="26"/>
@@ -1434,7 +1976,7 @@
       </w:pPr>
       <w:r>
         <w:rPr>
-          <w:rFonts w:ascii="Times New Roman" w:hAnsi="Times New Roman" w:eastAsia="Times New Roman"/>
+          <w:rFonts w:ascii="Times New Roman" w:hAnsi="Times New Roman" w:eastAsia="Times New Roman" w:cs="Times New Roman"/>
           <w:b/>
           <w:i/>
           <w:sz w:val="26"/>
@@ -1449,7 +1991,7 @@
       </w:pPr>
       <w:r>
         <w:rPr>
-          <w:rFonts w:ascii="Times New Roman" w:hAnsi="Times New Roman" w:eastAsia="Times New Roman"/>
+          <w:rFonts w:ascii="Times New Roman" w:hAnsi="Times New Roman" w:eastAsia="Times New Roman" w:cs="Times New Roman"/>
           <w:b w:val="0"/>
           <w:i w:val="0"/>
           <w:sz w:val="26"/>
@@ -1497,10 +2039,15 @@
               <w:spacing w:line="360" w:lineRule="auto" w:after="40"/>
               <w:jc w:val="center"/>
             </w:pPr>
-            <w:r/>
-            <w:r>
-              <w:rPr>
-                <w:rFonts w:ascii="Times New Roman" w:hAnsi="Times New Roman" w:eastAsia="Times New Roman"/>
+            <w:r>
+              <w:rPr>
+                <w:rFonts w:ascii="Times New Roman" w:hAnsi="Times New Roman" w:cs="Times New Roman"/>
+                <w:sz w:val="26"/>
+              </w:rPr>
+            </w:r>
+            <w:r>
+              <w:rPr>
+                <w:rFonts w:ascii="Times New Roman" w:hAnsi="Times New Roman" w:eastAsia="Times New Roman" w:cs="Times New Roman"/>
                 <w:b/>
                 <w:i w:val="0"/>
                 <w:sz w:val="26"/>
@@ -1524,10 +2071,15 @@
               <w:spacing w:line="360" w:lineRule="auto" w:after="40"/>
               <w:jc w:val="center"/>
             </w:pPr>
-            <w:r/>
-            <w:r>
-              <w:rPr>
-                <w:rFonts w:ascii="Times New Roman" w:hAnsi="Times New Roman" w:eastAsia="Times New Roman"/>
+            <w:r>
+              <w:rPr>
+                <w:rFonts w:ascii="Times New Roman" w:hAnsi="Times New Roman" w:cs="Times New Roman"/>
+                <w:sz w:val="26"/>
+              </w:rPr>
+            </w:r>
+            <w:r>
+              <w:rPr>
+                <w:rFonts w:ascii="Times New Roman" w:hAnsi="Times New Roman" w:eastAsia="Times New Roman" w:cs="Times New Roman"/>
                 <w:b/>
                 <w:i w:val="0"/>
                 <w:sz w:val="26"/>
@@ -1551,10 +2103,15 @@
               <w:spacing w:line="360" w:lineRule="auto" w:after="40"/>
               <w:jc w:val="center"/>
             </w:pPr>
-            <w:r/>
-            <w:r>
-              <w:rPr>
-                <w:rFonts w:ascii="Times New Roman" w:hAnsi="Times New Roman" w:eastAsia="Times New Roman"/>
+            <w:r>
+              <w:rPr>
+                <w:rFonts w:ascii="Times New Roman" w:hAnsi="Times New Roman" w:cs="Times New Roman"/>
+                <w:sz w:val="26"/>
+              </w:rPr>
+            </w:r>
+            <w:r>
+              <w:rPr>
+                <w:rFonts w:ascii="Times New Roman" w:hAnsi="Times New Roman" w:eastAsia="Times New Roman" w:cs="Times New Roman"/>
                 <w:b/>
                 <w:i w:val="0"/>
                 <w:sz w:val="26"/>
@@ -1580,10 +2137,15 @@
               <w:spacing w:line="360" w:lineRule="auto" w:after="40"/>
               <w:jc w:val="center"/>
             </w:pPr>
-            <w:r/>
-            <w:r>
-              <w:rPr>
-                <w:rFonts w:ascii="Times New Roman" w:hAnsi="Times New Roman" w:eastAsia="Times New Roman"/>
+            <w:r>
+              <w:rPr>
+                <w:rFonts w:ascii="Times New Roman" w:hAnsi="Times New Roman" w:cs="Times New Roman"/>
+                <w:sz w:val="26"/>
+              </w:rPr>
+            </w:r>
+            <w:r>
+              <w:rPr>
+                <w:rFonts w:ascii="Times New Roman" w:hAnsi="Times New Roman" w:eastAsia="Times New Roman" w:cs="Times New Roman"/>
                 <w:b w:val="0"/>
                 <w:i/>
                 <w:sz w:val="26"/>
@@ -1607,10 +2169,15 @@
               <w:spacing w:line="360" w:lineRule="auto" w:after="40"/>
               <w:jc w:val="center"/>
             </w:pPr>
-            <w:r/>
-            <w:r>
-              <w:rPr>
-                <w:rFonts w:ascii="Times New Roman" w:hAnsi="Times New Roman" w:eastAsia="Times New Roman"/>
+            <w:r>
+              <w:rPr>
+                <w:rFonts w:ascii="Times New Roman" w:hAnsi="Times New Roman" w:cs="Times New Roman"/>
+                <w:sz w:val="26"/>
+              </w:rPr>
+            </w:r>
+            <w:r>
+              <w:rPr>
+                <w:rFonts w:ascii="Times New Roman" w:hAnsi="Times New Roman" w:eastAsia="Times New Roman" w:cs="Times New Roman"/>
                 <w:b w:val="0"/>
                 <w:i/>
                 <w:sz w:val="26"/>
@@ -1634,10 +2201,15 @@
               <w:spacing w:line="360" w:lineRule="auto" w:after="40"/>
               <w:jc w:val="center"/>
             </w:pPr>
-            <w:r/>
-            <w:r>
-              <w:rPr>
-                <w:rFonts w:ascii="Times New Roman" w:hAnsi="Times New Roman" w:eastAsia="Times New Roman"/>
+            <w:r>
+              <w:rPr>
+                <w:rFonts w:ascii="Times New Roman" w:hAnsi="Times New Roman" w:cs="Times New Roman"/>
+                <w:sz w:val="26"/>
+              </w:rPr>
+            </w:r>
+            <w:r>
+              <w:rPr>
+                <w:rFonts w:ascii="Times New Roman" w:hAnsi="Times New Roman" w:eastAsia="Times New Roman" w:cs="Times New Roman"/>
                 <w:b w:val="0"/>
                 <w:i/>
                 <w:sz w:val="26"/>
@@ -1663,10 +2235,15 @@
               <w:spacing w:line="360" w:lineRule="auto" w:after="40"/>
               <w:jc w:val="center"/>
             </w:pPr>
-            <w:r/>
-            <w:r>
-              <w:rPr>
-                <w:rFonts w:ascii="Times New Roman" w:hAnsi="Times New Roman" w:eastAsia="Times New Roman"/>
+            <w:r>
+              <w:rPr>
+                <w:rFonts w:ascii="Times New Roman" w:hAnsi="Times New Roman" w:cs="Times New Roman"/>
+                <w:sz w:val="26"/>
+              </w:rPr>
+            </w:r>
+            <w:r>
+              <w:rPr>
+                <w:rFonts w:ascii="Times New Roman" w:hAnsi="Times New Roman" w:eastAsia="Times New Roman" w:cs="Times New Roman"/>
                 <w:b w:val="0"/>
                 <w:i w:val="0"/>
                 <w:sz w:val="26"/>
@@ -1680,7 +2257,7 @@
             </w:pPr>
             <w:r>
               <w:rPr>
-                <w:rFonts w:ascii="Times New Roman" w:hAnsi="Times New Roman" w:eastAsia="Times New Roman"/>
+                <w:rFonts w:ascii="Times New Roman" w:hAnsi="Times New Roman" w:eastAsia="Times New Roman" w:cs="Times New Roman"/>
                 <w:b w:val="0"/>
                 <w:i w:val="0"/>
                 <w:sz w:val="26"/>
@@ -1694,7 +2271,7 @@
             </w:pPr>
             <w:r>
               <w:rPr>
-                <w:rFonts w:ascii="Times New Roman" w:hAnsi="Times New Roman" w:eastAsia="Times New Roman"/>
+                <w:rFonts w:ascii="Times New Roman" w:hAnsi="Times New Roman" w:eastAsia="Times New Roman" w:cs="Times New Roman"/>
                 <w:b w:val="0"/>
                 <w:i w:val="0"/>
                 <w:sz w:val="26"/>
@@ -1708,7 +2285,7 @@
             </w:pPr>
             <w:r>
               <w:rPr>
-                <w:rFonts w:ascii="Times New Roman" w:hAnsi="Times New Roman" w:eastAsia="Times New Roman"/>
+                <w:rFonts w:ascii="Times New Roman" w:hAnsi="Times New Roman" w:eastAsia="Times New Roman" w:cs="Times New Roman"/>
                 <w:b w:val="0"/>
                 <w:i w:val="0"/>
                 <w:sz w:val="26"/>
@@ -1731,10 +2308,15 @@
               <w:spacing w:line="360" w:lineRule="auto" w:after="40"/>
               <w:jc w:val="center"/>
             </w:pPr>
-            <w:r/>
-            <w:r>
-              <w:rPr>
-                <w:rFonts w:ascii="Times New Roman" w:hAnsi="Times New Roman" w:eastAsia="Times New Roman"/>
+            <w:r>
+              <w:rPr>
+                <w:rFonts w:ascii="Times New Roman" w:hAnsi="Times New Roman" w:cs="Times New Roman"/>
+                <w:sz w:val="26"/>
+              </w:rPr>
+            </w:r>
+            <w:r>
+              <w:rPr>
+                <w:rFonts w:ascii="Times New Roman" w:hAnsi="Times New Roman" w:eastAsia="Times New Roman" w:cs="Times New Roman"/>
                 <w:b w:val="0"/>
                 <w:i w:val="0"/>
                 <w:sz w:val="26"/>
@@ -1748,7 +2330,7 @@
             </w:pPr>
             <w:r>
               <w:rPr>
-                <w:rFonts w:ascii="Times New Roman" w:hAnsi="Times New Roman" w:eastAsia="Times New Roman"/>
+                <w:rFonts w:ascii="Times New Roman" w:hAnsi="Times New Roman" w:eastAsia="Times New Roman" w:cs="Times New Roman"/>
                 <w:b w:val="0"/>
                 <w:i w:val="0"/>
                 <w:sz w:val="26"/>
@@ -1762,7 +2344,7 @@
             </w:pPr>
             <w:r>
               <w:rPr>
-                <w:rFonts w:ascii="Times New Roman" w:hAnsi="Times New Roman" w:eastAsia="Times New Roman"/>
+                <w:rFonts w:ascii="Times New Roman" w:hAnsi="Times New Roman" w:eastAsia="Times New Roman" w:cs="Times New Roman"/>
                 <w:b w:val="0"/>
                 <w:i w:val="0"/>
                 <w:sz w:val="26"/>
@@ -1776,7 +2358,7 @@
             </w:pPr>
             <w:r>
               <w:rPr>
-                <w:rFonts w:ascii="Times New Roman" w:hAnsi="Times New Roman" w:eastAsia="Times New Roman"/>
+                <w:rFonts w:ascii="Times New Roman" w:hAnsi="Times New Roman" w:eastAsia="Times New Roman" w:cs="Times New Roman"/>
                 <w:b w:val="0"/>
                 <w:i w:val="0"/>
                 <w:sz w:val="26"/>
@@ -1805,10 +2387,15 @@
               <w:spacing w:line="360" w:lineRule="auto" w:after="40"/>
               <w:jc w:val="center"/>
             </w:pPr>
-            <w:r/>
-            <w:r>
-              <w:rPr>
-                <w:rFonts w:ascii="Times New Roman" w:hAnsi="Times New Roman" w:eastAsia="Times New Roman"/>
+            <w:r>
+              <w:rPr>
+                <w:rFonts w:ascii="Times New Roman" w:hAnsi="Times New Roman" w:cs="Times New Roman"/>
+                <w:sz w:val="26"/>
+              </w:rPr>
+            </w:r>
+            <w:r>
+              <w:rPr>
+                <w:rFonts w:ascii="Times New Roman" w:hAnsi="Times New Roman" w:eastAsia="Times New Roman" w:cs="Times New Roman"/>
                 <w:b/>
                 <w:i w:val="0"/>
                 <w:sz w:val="26"/>
@@ -1822,7 +2409,7 @@
             </w:pPr>
             <w:r>
               <w:rPr>
-                <w:rFonts w:ascii="Times New Roman" w:hAnsi="Times New Roman" w:eastAsia="Times New Roman"/>
+                <w:rFonts w:ascii="Times New Roman" w:hAnsi="Times New Roman" w:eastAsia="Times New Roman" w:cs="Times New Roman"/>
                 <w:b/>
                 <w:i w:val="0"/>
                 <w:sz w:val="26"/>
@@ -1836,7 +2423,7 @@
             </w:pPr>
             <w:r>
               <w:rPr>
-                <w:rFonts w:ascii="Times New Roman" w:hAnsi="Times New Roman" w:eastAsia="Times New Roman"/>
+                <w:rFonts w:ascii="Times New Roman" w:hAnsi="Times New Roman" w:eastAsia="Times New Roman" w:cs="Times New Roman"/>
                 <w:b/>
                 <w:i w:val="0"/>
                 <w:sz w:val="26"/>
@@ -1850,7 +2437,7 @@
             </w:pPr>
             <w:r>
               <w:rPr>
-                <w:rFonts w:ascii="Times New Roman" w:hAnsi="Times New Roman" w:eastAsia="Times New Roman"/>
+                <w:rFonts w:ascii="Times New Roman" w:hAnsi="Times New Roman" w:eastAsia="Times New Roman" w:cs="Times New Roman"/>
                 <w:b/>
                 <w:i w:val="0"/>
                 <w:sz w:val="26"/>

--- a/KHBD_Tin_học/Lớp_3/Tuần_08/KHBD_Tin_hoc_Lớp_3_Tiet07_Bai_4_Lam_viec_voi_may_tinh_Tiet_1.docx
+++ b/KHBD_Tin_học/Lớp_3/Tuần_08/KHBD_Tin_hoc_Lớp_3_Tiet07_Bai_4_Lam_viec_voi_may_tinh_Tiet_1.docx
@@ -436,18 +436,29 @@
     </w:p>
     <w:p>
       <w:pPr>
-        <w:spacing w:line="319" w:lineRule="auto" w:after="60" w:before="0"/>
-        <w:ind w:firstLine="0" w:left="850"/>
+        <w:spacing w:line="276" w:lineRule="auto" w:after="0" w:before="0"/>
+        <w:ind w:left="850" w:firstLine="0"/>
         <w:jc w:val="both"/>
       </w:pPr>
       <w:r>
         <w:rPr>
-          <w:rFonts w:ascii="Times New Roman" w:hAnsi="Times New Roman" w:eastAsia="Times New Roman" w:cs="Times New Roman"/>
-          <w:b w:val="0"/>
-          <w:i w:val="0"/>
+          <w:rFonts w:ascii="Times New Roman" w:hAnsi="Times New Roman" w:cs="Times New Roman"/>
           <w:sz w:val="26"/>
         </w:rPr>
-        <w:t>- Miền V. Giải quyết vấn đề (thành tố 5.3. Sử dụng sáng tạo công nghệ số – Bậc 1): Sử dụng công cụ số để giải quyết vấn đề đơn giản trong bài học. (Đạt được thông qua Hoạt động 2, Hoạt động 3)</w:t>
+        <w:t>- 5.1.CB1a: Xác định được các vấn đề kỹ thuật đơn giản khi vận hành thiết bị và sử dụng môi trường số. (Nhận biết, kết nối và sử dụng các thành phần phần cứng và thiết bị số). (Đạt được thông qua Hoạt động 2)</w:t>
+      </w:r>
+    </w:p>
+    <w:p>
+      <w:pPr>
+        <w:spacing w:after="0" w:line="276" w:lineRule="auto"/>
+        <w:ind w:left="850" w:firstLine="0"/>
+      </w:pPr>
+      <w:r>
+        <w:rPr>
+          <w:rFonts w:ascii="Times New Roman" w:hAnsi="Times New Roman" w:cs="Times New Roman"/>
+          <w:sz w:val="26"/>
+        </w:rPr>
+        <w:t>- 4.1.CB1a: Nhận biết được cách bảo vệ thiết bị và nội dung số một cách đơn giản. (Thực hiện thao tác sử dụng thiết bị đúng quy cách và bảo vệ an toàn cho thiết bị). (Đạt được thông qua Hoạt động 3, Hoạt động 4)</w:t>
       </w:r>
     </w:p>
     <w:p>
